--- a/pech/2_Цены_поставщики_итоговая_смета.docx
+++ b/pech/2_Цены_поставщики_итоговая_смета.docx
@@ -319,7 +319,7 @@
       </w:tr>
       <w:tr>
         <w:trPr>
-          <w:tblHeader w:val="false"/>
+          <w:tblHeader w:val="off"/>
         </w:trPr>
         <w:tc>
           <w:tcPr>
@@ -377,7 +377,7 @@
                 <w:sz w:val="16"/>
                 <w:szCs w:val="16"/>
               </w:rPr>
-              <w:t xml:space="preserve">Кирпич керамич. полнотелый М-150 1НФ (РКЗ «ЛСР»)</w:t>
+              <w:t xml:space="preserve">Кирпич печной облицовочный полнотелый ЛСР М-400, красный, 1НФ</w:t>
             </w:r>
           </w:p>
         </w:tc>
@@ -437,7 +437,7 @@
                 <w:sz w:val="16"/>
                 <w:szCs w:val="16"/>
               </w:rPr>
-              <w:t xml:space="preserve">29,0 – 30,0</w:t>
+              <w:t xml:space="preserve">75,90 – 106</w:t>
             </w:r>
           </w:p>
         </w:tc>
@@ -467,7 +467,7 @@
                 <w:sz w:val="16"/>
                 <w:szCs w:val="16"/>
               </w:rPr>
-              <w:t xml:space="preserve">30</w:t>
+              <w:t xml:space="preserve">75,90</w:t>
             </w:r>
           </w:p>
         </w:tc>
@@ -497,7 +497,7 @@
                 <w:sz w:val="16"/>
                 <w:szCs w:val="16"/>
               </w:rPr>
-              <w:t xml:space="preserve">28 500</w:t>
+              <w:t xml:space="preserve">72 105</w:t>
             </w:r>
           </w:p>
         </w:tc>
@@ -527,14 +527,14 @@
                 <w:sz w:val="16"/>
                 <w:szCs w:val="16"/>
               </w:rPr>
-              <w:t xml:space="preserve">Сеть ЛСР (sm.lsr.ru/spb) — 29,90 ₽; Петрович; «Сатурн»; «Стройудача». Поддон 300 шт.</w:t>
+              <w:t xml:space="preserve">Кирпичник (kirpi4nik.com) — 75,90 ₽, склад СПб, поддон 256 шт.; Петрович — 102,90 ₽; ТД ВИМОС — 103 ₽</w:t>
             </w:r>
           </w:p>
         </w:tc>
       </w:tr>
       <w:tr>
         <w:trPr>
-          <w:tblHeader w:val="false"/>
+          <w:tblHeader w:val="off"/>
         </w:trPr>
         <w:tc>
           <w:tcPr>
@@ -718,7 +718,7 @@
                 <w:sz w:val="16"/>
                 <w:szCs w:val="16"/>
               </w:rPr>
-              <w:t xml:space="preserve">21 600</w:t>
+              <w:t xml:space="preserve">21 600</w:t>
             </w:r>
           </w:p>
         </w:tc>
@@ -756,7 +756,7 @@
       </w:tr>
       <w:tr>
         <w:trPr>
-          <w:tblHeader w:val="false"/>
+          <w:tblHeader w:val="off"/>
         </w:trPr>
         <w:tc>
           <w:tcPr>
@@ -904,7 +904,7 @@
                 <w:sz w:val="16"/>
                 <w:szCs w:val="16"/>
               </w:rPr>
-              <w:t xml:space="preserve">1 872</w:t>
+              <w:t xml:space="preserve">1 872</w:t>
             </w:r>
           </w:p>
         </w:tc>
@@ -934,7 +934,7 @@
                 <w:sz w:val="16"/>
                 <w:szCs w:val="16"/>
               </w:rPr>
-              <w:t xml:space="preserve">5 616</w:t>
+              <w:t xml:space="preserve">5 616</w:t>
             </w:r>
           </w:p>
         </w:tc>
@@ -971,7 +971,7 @@
       </w:tr>
       <w:tr>
         <w:trPr>
-          <w:tblHeader w:val="false"/>
+          <w:tblHeader w:val="off"/>
         </w:trPr>
         <w:tc>
           <w:tcPr>
@@ -1155,7 +1155,7 @@
                 <w:sz w:val="16"/>
                 <w:szCs w:val="16"/>
               </w:rPr>
-              <w:t xml:space="preserve">2 640</w:t>
+              <w:t xml:space="preserve">2 640</w:t>
             </w:r>
           </w:p>
         </w:tc>
@@ -1193,7 +1193,7 @@
       </w:tr>
       <w:tr>
         <w:trPr>
-          <w:tblHeader w:val="false"/>
+          <w:tblHeader w:val="off"/>
         </w:trPr>
         <w:tc>
           <w:tcPr>
@@ -1371,7 +1371,7 @@
                 <w:sz w:val="16"/>
                 <w:szCs w:val="16"/>
               </w:rPr>
-              <w:t xml:space="preserve">5 160</w:t>
+              <w:t xml:space="preserve">5 160</w:t>
             </w:r>
           </w:p>
         </w:tc>
@@ -1408,7 +1408,7 @@
       </w:tr>
       <w:tr>
         <w:trPr>
-          <w:tblHeader w:val="false"/>
+          <w:tblHeader w:val="off"/>
         </w:trPr>
         <w:tc>
           <w:tcPr>
@@ -1630,7 +1630,7 @@
       </w:tr>
       <w:tr>
         <w:trPr>
-          <w:tblHeader w:val="false"/>
+          <w:tblHeader w:val="off"/>
         </w:trPr>
         <w:tc>
           <w:tcPr>
@@ -1845,7 +1845,7 @@
       </w:tr>
       <w:tr>
         <w:trPr>
-          <w:tblHeader w:val="false"/>
+          <w:tblHeader w:val="off"/>
         </w:trPr>
         <w:tc>
           <w:tcPr>
@@ -2029,7 +2029,7 @@
                 <w:sz w:val="16"/>
                 <w:szCs w:val="16"/>
               </w:rPr>
-              <w:t xml:space="preserve">1 320</w:t>
+              <w:t xml:space="preserve">1 320</w:t>
             </w:r>
           </w:p>
         </w:tc>
@@ -2067,7 +2067,7 @@
       </w:tr>
       <w:tr>
         <w:trPr>
-          <w:tblHeader w:val="false"/>
+          <w:tblHeader w:val="off"/>
         </w:trPr>
         <w:tc>
           <w:tcPr>
@@ -2282,7 +2282,7 @@
       </w:tr>
       <w:tr>
         <w:trPr>
-          <w:tblHeader w:val="false"/>
+          <w:tblHeader w:val="off"/>
         </w:trPr>
         <w:tc>
           <w:tcPr>
@@ -2466,7 +2466,7 @@
                 <w:sz w:val="16"/>
                 <w:szCs w:val="16"/>
               </w:rPr>
-              <w:t xml:space="preserve">66 896</w:t>
+              <w:t xml:space="preserve">110 501</w:t>
             </w:r>
           </w:p>
         </w:tc>
@@ -2751,7 +2751,7 @@
       </w:tr>
       <w:tr>
         <w:trPr>
-          <w:tblHeader w:val="false"/>
+          <w:tblHeader w:val="off"/>
         </w:trPr>
         <w:tc>
           <w:tcPr>
@@ -2869,7 +2869,7 @@
                 <w:sz w:val="17"/>
                 <w:szCs w:val="17"/>
               </w:rPr>
-              <w:t xml:space="preserve">17 000</w:t>
+              <w:t xml:space="preserve">17 000</w:t>
             </w:r>
           </w:p>
         </w:tc>
@@ -2899,7 +2899,7 @@
                 <w:sz w:val="17"/>
                 <w:szCs w:val="17"/>
               </w:rPr>
-              <w:t xml:space="preserve">17 000</w:t>
+              <w:t xml:space="preserve">17 000</w:t>
             </w:r>
           </w:p>
         </w:tc>
@@ -2936,7 +2936,7 @@
       </w:tr>
       <w:tr>
         <w:trPr>
-          <w:tblHeader w:val="false"/>
+          <w:tblHeader w:val="off"/>
         </w:trPr>
         <w:tc>
           <w:tcPr>
@@ -3058,7 +3058,7 @@
                 <w:sz w:val="17"/>
                 <w:szCs w:val="17"/>
               </w:rPr>
-              <w:t xml:space="preserve">5 200</w:t>
+              <w:t xml:space="preserve">5 200</w:t>
             </w:r>
           </w:p>
         </w:tc>
@@ -3089,7 +3089,7 @@
                 <w:sz w:val="17"/>
                 <w:szCs w:val="17"/>
               </w:rPr>
-              <w:t xml:space="preserve">5 200</w:t>
+              <w:t xml:space="preserve">5 200</w:t>
             </w:r>
           </w:p>
         </w:tc>
@@ -3127,7 +3127,7 @@
       </w:tr>
       <w:tr>
         <w:trPr>
-          <w:tblHeader w:val="false"/>
+          <w:tblHeader w:val="off"/>
         </w:trPr>
         <w:tc>
           <w:tcPr>
@@ -3245,7 +3245,7 @@
                 <w:sz w:val="17"/>
                 <w:szCs w:val="17"/>
               </w:rPr>
-              <w:t xml:space="preserve">1 300</w:t>
+              <w:t xml:space="preserve">1 300</w:t>
             </w:r>
           </w:p>
         </w:tc>
@@ -3275,7 +3275,7 @@
                 <w:sz w:val="17"/>
                 <w:szCs w:val="17"/>
               </w:rPr>
-              <w:t xml:space="preserve">3 900</w:t>
+              <w:t xml:space="preserve">3 900</w:t>
             </w:r>
           </w:p>
         </w:tc>
@@ -3312,7 +3312,7 @@
       </w:tr>
       <w:tr>
         <w:trPr>
-          <w:tblHeader w:val="false"/>
+          <w:tblHeader w:val="off"/>
         </w:trPr>
         <w:tc>
           <w:tcPr>
@@ -3434,7 +3434,7 @@
                 <w:sz w:val="17"/>
                 <w:szCs w:val="17"/>
               </w:rPr>
-              <w:t xml:space="preserve">1 200</w:t>
+              <w:t xml:space="preserve">1 200</w:t>
             </w:r>
           </w:p>
         </w:tc>
@@ -3465,7 +3465,7 @@
                 <w:sz w:val="17"/>
                 <w:szCs w:val="17"/>
               </w:rPr>
-              <w:t xml:space="preserve">1 200</w:t>
+              <w:t xml:space="preserve">1 200</w:t>
             </w:r>
           </w:p>
         </w:tc>
@@ -3503,7 +3503,7 @@
       </w:tr>
       <w:tr>
         <w:trPr>
-          <w:tblHeader w:val="false"/>
+          <w:tblHeader w:val="off"/>
         </w:trPr>
         <w:tc>
           <w:tcPr>
@@ -3651,7 +3651,7 @@
                 <w:sz w:val="17"/>
                 <w:szCs w:val="17"/>
               </w:rPr>
-              <w:t xml:space="preserve">1 800</w:t>
+              <w:t xml:space="preserve">1 800</w:t>
             </w:r>
           </w:p>
         </w:tc>
@@ -3688,7 +3688,7 @@
       </w:tr>
       <w:tr>
         <w:trPr>
-          <w:tblHeader w:val="false"/>
+          <w:tblHeader w:val="off"/>
         </w:trPr>
         <w:tc>
           <w:tcPr>
@@ -3810,7 +3810,7 @@
                 <w:sz w:val="17"/>
                 <w:szCs w:val="17"/>
               </w:rPr>
-              <w:t xml:space="preserve">16 500</w:t>
+              <w:t xml:space="preserve">16 500</w:t>
             </w:r>
           </w:p>
         </w:tc>
@@ -3841,7 +3841,7 @@
                 <w:sz w:val="17"/>
                 <w:szCs w:val="17"/>
               </w:rPr>
-              <w:t xml:space="preserve">16 500</w:t>
+              <w:t xml:space="preserve">16 500</w:t>
             </w:r>
           </w:p>
         </w:tc>
@@ -3879,7 +3879,7 @@
       </w:tr>
       <w:tr>
         <w:trPr>
-          <w:tblHeader w:val="false"/>
+          <w:tblHeader w:val="off"/>
         </w:trPr>
         <w:tc>
           <w:tcPr>
@@ -4032,7 +4032,7 @@
                 <w:sz w:val="17"/>
                 <w:szCs w:val="17"/>
               </w:rPr>
-              <w:t xml:space="preserve">45 600</w:t>
+              <w:t xml:space="preserve">45 600</w:t>
             </w:r>
           </w:p>
         </w:tc>
@@ -4299,7 +4299,7 @@
       </w:tr>
       <w:tr>
         <w:trPr>
-          <w:tblHeader w:val="false"/>
+          <w:tblHeader w:val="off"/>
         </w:trPr>
         <w:tc>
           <w:tcPr>
@@ -4417,7 +4417,7 @@
                 <w:sz w:val="17"/>
                 <w:szCs w:val="17"/>
               </w:rPr>
-              <w:t xml:space="preserve">4 200</w:t>
+              <w:t xml:space="preserve">4 200</w:t>
             </w:r>
           </w:p>
         </w:tc>
@@ -4447,7 +4447,7 @@
                 <w:sz w:val="17"/>
                 <w:szCs w:val="17"/>
               </w:rPr>
-              <w:t xml:space="preserve">4 200</w:t>
+              <w:t xml:space="preserve">4 200</w:t>
             </w:r>
           </w:p>
         </w:tc>
@@ -4484,7 +4484,7 @@
       </w:tr>
       <w:tr>
         <w:trPr>
-          <w:tblHeader w:val="false"/>
+          <w:tblHeader w:val="off"/>
         </w:trPr>
         <w:tc>
           <w:tcPr>
@@ -4606,7 +4606,7 @@
                 <w:sz w:val="17"/>
                 <w:szCs w:val="17"/>
               </w:rPr>
-              <w:t xml:space="preserve">2 000</w:t>
+              <w:t xml:space="preserve">2 000</w:t>
             </w:r>
           </w:p>
         </w:tc>
@@ -4637,7 +4637,7 @@
                 <w:sz w:val="17"/>
                 <w:szCs w:val="17"/>
               </w:rPr>
-              <w:t xml:space="preserve">2 000</w:t>
+              <w:t xml:space="preserve">2 000</w:t>
             </w:r>
           </w:p>
         </w:tc>
@@ -4675,7 +4675,7 @@
       </w:tr>
       <w:tr>
         <w:trPr>
-          <w:tblHeader w:val="false"/>
+          <w:tblHeader w:val="off"/>
         </w:trPr>
         <w:tc>
           <w:tcPr>
@@ -4793,7 +4793,7 @@
                 <w:sz w:val="17"/>
                 <w:szCs w:val="17"/>
               </w:rPr>
-              <w:t xml:space="preserve">1 300</w:t>
+              <w:t xml:space="preserve">1 300</w:t>
             </w:r>
           </w:p>
         </w:tc>
@@ -4823,7 +4823,7 @@
                 <w:sz w:val="17"/>
                 <w:szCs w:val="17"/>
               </w:rPr>
-              <w:t xml:space="preserve">3 900</w:t>
+              <w:t xml:space="preserve">3 900</w:t>
             </w:r>
           </w:p>
         </w:tc>
@@ -4860,7 +4860,7 @@
       </w:tr>
       <w:tr>
         <w:trPr>
-          <w:tblHeader w:val="false"/>
+          <w:tblHeader w:val="off"/>
         </w:trPr>
         <w:tc>
           <w:tcPr>
@@ -4982,7 +4982,7 @@
                 <w:sz w:val="17"/>
                 <w:szCs w:val="17"/>
               </w:rPr>
-              <w:t xml:space="preserve">1 200</w:t>
+              <w:t xml:space="preserve">1 200</w:t>
             </w:r>
           </w:p>
         </w:tc>
@@ -5013,7 +5013,7 @@
                 <w:sz w:val="17"/>
                 <w:szCs w:val="17"/>
               </w:rPr>
-              <w:t xml:space="preserve">1 200</w:t>
+              <w:t xml:space="preserve">1 200</w:t>
             </w:r>
           </w:p>
         </w:tc>
@@ -5051,7 +5051,7 @@
       </w:tr>
       <w:tr>
         <w:trPr>
-          <w:tblHeader w:val="false"/>
+          <w:tblHeader w:val="off"/>
         </w:trPr>
         <w:tc>
           <w:tcPr>
@@ -5199,7 +5199,7 @@
                 <w:sz w:val="17"/>
                 <w:szCs w:val="17"/>
               </w:rPr>
-              <w:t xml:space="preserve">1 800</w:t>
+              <w:t xml:space="preserve">1 800</w:t>
             </w:r>
           </w:p>
         </w:tc>
@@ -5236,7 +5236,7 @@
       </w:tr>
       <w:tr>
         <w:trPr>
-          <w:tblHeader w:val="false"/>
+          <w:tblHeader w:val="off"/>
         </w:trPr>
         <w:tc>
           <w:tcPr>
@@ -5358,7 +5358,7 @@
                 <w:sz w:val="17"/>
                 <w:szCs w:val="17"/>
               </w:rPr>
-              <w:t xml:space="preserve">9 500</w:t>
+              <w:t xml:space="preserve">9 500</w:t>
             </w:r>
           </w:p>
         </w:tc>
@@ -5389,7 +5389,7 @@
                 <w:sz w:val="17"/>
                 <w:szCs w:val="17"/>
               </w:rPr>
-              <w:t xml:space="preserve">9 500</w:t>
+              <w:t xml:space="preserve">9 500</w:t>
             </w:r>
           </w:p>
         </w:tc>
@@ -5427,7 +5427,7 @@
       </w:tr>
       <w:tr>
         <w:trPr>
-          <w:tblHeader w:val="false"/>
+          <w:tblHeader w:val="off"/>
         </w:trPr>
         <w:tc>
           <w:tcPr>
@@ -5580,7 +5580,7 @@
                 <w:sz w:val="17"/>
                 <w:szCs w:val="17"/>
               </w:rPr>
-              <w:t xml:space="preserve">22 600</w:t>
+              <w:t xml:space="preserve">22 600</w:t>
             </w:r>
           </w:p>
         </w:tc>
@@ -5847,7 +5847,7 @@
       </w:tr>
       <w:tr>
         <w:trPr>
-          <w:tblHeader w:val="false"/>
+          <w:tblHeader w:val="off"/>
         </w:trPr>
         <w:tc>
           <w:tcPr>
@@ -5965,7 +5965,7 @@
                 <w:sz w:val="17"/>
                 <w:szCs w:val="17"/>
               </w:rPr>
-              <w:t xml:space="preserve">19 000</w:t>
+              <w:t xml:space="preserve">19 000</w:t>
             </w:r>
           </w:p>
         </w:tc>
@@ -5995,7 +5995,7 @@
                 <w:sz w:val="17"/>
                 <w:szCs w:val="17"/>
               </w:rPr>
-              <w:t xml:space="preserve">19 000</w:t>
+              <w:t xml:space="preserve">19 000</w:t>
             </w:r>
           </w:p>
         </w:tc>
@@ -6032,7 +6032,7 @@
       </w:tr>
       <w:tr>
         <w:trPr>
-          <w:tblHeader w:val="false"/>
+          <w:tblHeader w:val="off"/>
         </w:trPr>
         <w:tc>
           <w:tcPr>
@@ -6154,7 +6154,7 @@
                 <w:sz w:val="17"/>
                 <w:szCs w:val="17"/>
               </w:rPr>
-              <w:t xml:space="preserve">5 200</w:t>
+              <w:t xml:space="preserve">5 200</w:t>
             </w:r>
           </w:p>
         </w:tc>
@@ -6185,7 +6185,7 @@
                 <w:sz w:val="17"/>
                 <w:szCs w:val="17"/>
               </w:rPr>
-              <w:t xml:space="preserve">5 200</w:t>
+              <w:t xml:space="preserve">5 200</w:t>
             </w:r>
           </w:p>
         </w:tc>
@@ -6223,7 +6223,7 @@
       </w:tr>
       <w:tr>
         <w:trPr>
-          <w:tblHeader w:val="false"/>
+          <w:tblHeader w:val="off"/>
         </w:trPr>
         <w:tc>
           <w:tcPr>
@@ -6341,7 +6341,7 @@
                 <w:sz w:val="17"/>
                 <w:szCs w:val="17"/>
               </w:rPr>
-              <w:t xml:space="preserve">1 300</w:t>
+              <w:t xml:space="preserve">1 300</w:t>
             </w:r>
           </w:p>
         </w:tc>
@@ -6371,7 +6371,7 @@
                 <w:sz w:val="17"/>
                 <w:szCs w:val="17"/>
               </w:rPr>
-              <w:t xml:space="preserve">3 900</w:t>
+              <w:t xml:space="preserve">3 900</w:t>
             </w:r>
           </w:p>
         </w:tc>
@@ -6408,7 +6408,7 @@
       </w:tr>
       <w:tr>
         <w:trPr>
-          <w:tblHeader w:val="false"/>
+          <w:tblHeader w:val="off"/>
         </w:trPr>
         <w:tc>
           <w:tcPr>
@@ -6530,7 +6530,7 @@
                 <w:sz w:val="17"/>
                 <w:szCs w:val="17"/>
               </w:rPr>
-              <w:t xml:space="preserve">1 200</w:t>
+              <w:t xml:space="preserve">1 200</w:t>
             </w:r>
           </w:p>
         </w:tc>
@@ -6561,7 +6561,7 @@
                 <w:sz w:val="17"/>
                 <w:szCs w:val="17"/>
               </w:rPr>
-              <w:t xml:space="preserve">1 200</w:t>
+              <w:t xml:space="preserve">1 200</w:t>
             </w:r>
           </w:p>
         </w:tc>
@@ -6599,7 +6599,7 @@
       </w:tr>
       <w:tr>
         <w:trPr>
-          <w:tblHeader w:val="false"/>
+          <w:tblHeader w:val="off"/>
         </w:trPr>
         <w:tc>
           <w:tcPr>
@@ -6747,7 +6747,7 @@
                 <w:sz w:val="17"/>
                 <w:szCs w:val="17"/>
               </w:rPr>
-              <w:t xml:space="preserve">1 800</w:t>
+              <w:t xml:space="preserve">1 800</w:t>
             </w:r>
           </w:p>
         </w:tc>
@@ -6784,7 +6784,7 @@
       </w:tr>
       <w:tr>
         <w:trPr>
-          <w:tblHeader w:val="false"/>
+          <w:tblHeader w:val="off"/>
         </w:trPr>
         <w:tc>
           <w:tcPr>
@@ -6906,7 +6906,7 @@
                 <w:sz w:val="17"/>
                 <w:szCs w:val="17"/>
               </w:rPr>
-              <w:t xml:space="preserve">13 500</w:t>
+              <w:t xml:space="preserve">13 500</w:t>
             </w:r>
           </w:p>
         </w:tc>
@@ -6937,7 +6937,7 @@
                 <w:sz w:val="17"/>
                 <w:szCs w:val="17"/>
               </w:rPr>
-              <w:t xml:space="preserve">13 500</w:t>
+              <w:t xml:space="preserve">13 500</w:t>
             </w:r>
           </w:p>
         </w:tc>
@@ -6975,7 +6975,7 @@
       </w:tr>
       <w:tr>
         <w:trPr>
-          <w:tblHeader w:val="false"/>
+          <w:tblHeader w:val="off"/>
         </w:trPr>
         <w:tc>
           <w:tcPr>
@@ -7128,7 +7128,7 @@
                 <w:sz w:val="17"/>
                 <w:szCs w:val="17"/>
               </w:rPr>
-              <w:t xml:space="preserve">44 600</w:t>
+              <w:t xml:space="preserve">44 600</w:t>
             </w:r>
           </w:p>
         </w:tc>
@@ -7363,7 +7363,7 @@
       </w:tr>
       <w:tr>
         <w:trPr>
-          <w:tblHeader w:val="false"/>
+          <w:tblHeader w:val="off"/>
         </w:trPr>
         <w:tc>
           <w:tcPr>
@@ -7481,7 +7481,7 @@
                 <w:sz w:val="17"/>
                 <w:szCs w:val="17"/>
               </w:rPr>
-              <w:t xml:space="preserve">9 000</w:t>
+              <w:t xml:space="preserve">9 000</w:t>
             </w:r>
           </w:p>
         </w:tc>
@@ -7511,14 +7511,14 @@
                 <w:sz w:val="17"/>
                 <w:szCs w:val="17"/>
               </w:rPr>
-              <w:t xml:space="preserve">Петрович/ЛСР/ВИМОС: по СПб от 6 000 ₽; в ЛО + 30–50 ₽/км за КАД</w:t>
+              <w:t xml:space="preserve">Кирпичник/Петрович/ВИМОС: по СПб от 6 000 ₽; в ЛО + 30–50 ₽/км за КАД</w:t>
             </w:r>
           </w:p>
         </w:tc>
       </w:tr>
       <w:tr>
         <w:trPr>
-          <w:tblHeader w:val="false"/>
+          <w:tblHeader w:val="off"/>
         </w:trPr>
         <w:tc>
           <w:tcPr>
@@ -7640,7 +7640,7 @@
                 <w:sz w:val="17"/>
                 <w:szCs w:val="17"/>
               </w:rPr>
-              <w:t xml:space="preserve">1 000</w:t>
+              <w:t xml:space="preserve">1 000</w:t>
             </w:r>
           </w:p>
         </w:tc>
@@ -7678,7 +7678,7 @@
       </w:tr>
       <w:tr>
         <w:trPr>
-          <w:tblHeader w:val="false"/>
+          <w:tblHeader w:val="off"/>
         </w:trPr>
         <w:tc>
           <w:tcPr>
@@ -7833,7 +7833,7 @@
       </w:tr>
       <w:tr>
         <w:trPr>
-          <w:tblHeader w:val="false"/>
+          <w:tblHeader w:val="off"/>
         </w:trPr>
         <w:tc>
           <w:tcPr>
@@ -7955,7 +7955,7 @@
                 <w:sz w:val="17"/>
                 <w:szCs w:val="17"/>
               </w:rPr>
-              <w:t xml:space="preserve">10 000</w:t>
+              <w:t xml:space="preserve">10 000</w:t>
             </w:r>
           </w:p>
         </w:tc>
@@ -8190,7 +8190,7 @@
       </w:tr>
       <w:tr>
         <w:trPr>
-          <w:tblHeader w:val="false"/>
+          <w:tblHeader w:val="off"/>
         </w:trPr>
         <w:tc>
           <w:tcPr>
@@ -8338,14 +8338,14 @@
                 <w:sz w:val="19"/>
                 <w:szCs w:val="19"/>
               </w:rPr>
-              <w:t xml:space="preserve">75 000</w:t>
+              <w:t xml:space="preserve">75 000</w:t>
             </w:r>
           </w:p>
         </w:tc>
       </w:tr>
       <w:tr>
         <w:trPr>
-          <w:tblHeader w:val="false"/>
+          <w:tblHeader w:val="off"/>
         </w:trPr>
         <w:tc>
           <w:tcPr>
@@ -8498,14 +8498,14 @@
                 <w:sz w:val="19"/>
                 <w:szCs w:val="19"/>
               </w:rPr>
-              <w:t xml:space="preserve">5 000</w:t>
+              <w:t xml:space="preserve">5 000</w:t>
             </w:r>
           </w:p>
         </w:tc>
       </w:tr>
       <w:tr>
         <w:trPr>
-          <w:tblHeader w:val="false"/>
+          <w:tblHeader w:val="off"/>
         </w:trPr>
         <w:tc>
           <w:tcPr>
@@ -8653,14 +8653,14 @@
                 <w:sz w:val="19"/>
                 <w:szCs w:val="19"/>
               </w:rPr>
-              <w:t xml:space="preserve">3 000</w:t>
+              <w:t xml:space="preserve">3 000</w:t>
             </w:r>
           </w:p>
         </w:tc>
       </w:tr>
       <w:tr>
         <w:trPr>
-          <w:tblHeader w:val="false"/>
+          <w:tblHeader w:val="off"/>
         </w:trPr>
         <w:tc>
           <w:tcPr>
@@ -8813,14 +8813,14 @@
                 <w:sz w:val="19"/>
                 <w:szCs w:val="19"/>
               </w:rPr>
-              <w:t xml:space="preserve">3 000</w:t>
+              <w:t xml:space="preserve">3 000</w:t>
             </w:r>
           </w:p>
         </w:tc>
       </w:tr>
       <w:tr>
         <w:trPr>
-          <w:tblHeader w:val="false"/>
+          <w:tblHeader w:val="off"/>
         </w:trPr>
         <w:tc>
           <w:tcPr>
@@ -8973,14 +8973,14 @@
                 <w:sz w:val="19"/>
                 <w:szCs w:val="19"/>
               </w:rPr>
-              <w:t xml:space="preserve">86 000</w:t>
+              <w:t xml:space="preserve">86 000</w:t>
             </w:r>
           </w:p>
         </w:tc>
       </w:tr>
       <w:tr>
         <w:trPr>
-          <w:tblHeader w:val="false"/>
+          <w:tblHeader w:val="off"/>
         </w:trPr>
         <w:tc>
           <w:tcPr>
@@ -9140,7 +9140,7 @@
       </w:tr>
       <w:tr>
         <w:trPr>
-          <w:tblHeader w:val="false"/>
+          <w:tblHeader w:val="off"/>
         </w:trPr>
         <w:tc>
           <w:tcPr>
@@ -9293,7 +9293,7 @@
                 <w:sz w:val="19"/>
                 <w:szCs w:val="19"/>
               </w:rPr>
-              <w:t xml:space="preserve">106 000</w:t>
+              <w:t xml:space="preserve">106 000</w:t>
             </w:r>
           </w:p>
         </w:tc>
@@ -9519,7 +9519,7 @@
       </w:tr>
       <w:tr>
         <w:trPr>
-          <w:tblHeader w:val="false"/>
+          <w:tblHeader w:val="off"/>
         </w:trPr>
         <w:tc>
           <w:tcPr>
@@ -9577,7 +9577,7 @@
                 <w:sz w:val="20"/>
                 <w:szCs w:val="20"/>
               </w:rPr>
-              <w:t xml:space="preserve">66 896</w:t>
+              <w:t xml:space="preserve">110 501</w:t>
             </w:r>
           </w:p>
         </w:tc>
@@ -9607,7 +9607,7 @@
                 <w:sz w:val="20"/>
                 <w:szCs w:val="20"/>
               </w:rPr>
-              <w:t xml:space="preserve">66 896</w:t>
+              <w:t xml:space="preserve">110 501</w:t>
             </w:r>
           </w:p>
         </w:tc>
@@ -9637,14 +9637,14 @@
                 <w:sz w:val="20"/>
                 <w:szCs w:val="20"/>
               </w:rPr>
-              <w:t xml:space="preserve">66 896</w:t>
+              <w:t xml:space="preserve">110 501</w:t>
             </w:r>
           </w:p>
         </w:tc>
       </w:tr>
       <w:tr>
         <w:trPr>
-          <w:tblHeader w:val="false"/>
+          <w:tblHeader w:val="off"/>
         </w:trPr>
         <w:tc>
           <w:tcPr>
@@ -9704,7 +9704,7 @@
                 <w:sz w:val="20"/>
                 <w:szCs w:val="20"/>
               </w:rPr>
-              <w:t xml:space="preserve">45 600</w:t>
+              <w:t xml:space="preserve">45 600</w:t>
             </w:r>
           </w:p>
         </w:tc>
@@ -9735,7 +9735,7 @@
                 <w:sz w:val="20"/>
                 <w:szCs w:val="20"/>
               </w:rPr>
-              <w:t xml:space="preserve">22 600</w:t>
+              <w:t xml:space="preserve">22 600</w:t>
             </w:r>
           </w:p>
         </w:tc>
@@ -9766,14 +9766,14 @@
                 <w:sz w:val="20"/>
                 <w:szCs w:val="20"/>
               </w:rPr>
-              <w:t xml:space="preserve">44 600</w:t>
+              <w:t xml:space="preserve">44 600</w:t>
             </w:r>
           </w:p>
         </w:tc>
       </w:tr>
       <w:tr>
         <w:trPr>
-          <w:tblHeader w:val="false"/>
+          <w:tblHeader w:val="off"/>
         </w:trPr>
         <w:tc>
           <w:tcPr>
@@ -9831,7 +9831,7 @@
                 <w:sz w:val="20"/>
                 <w:szCs w:val="20"/>
               </w:rPr>
-              <w:t xml:space="preserve">10 000</w:t>
+              <w:t xml:space="preserve">10 000</w:t>
             </w:r>
           </w:p>
         </w:tc>
@@ -9861,7 +9861,7 @@
                 <w:sz w:val="20"/>
                 <w:szCs w:val="20"/>
               </w:rPr>
-              <w:t xml:space="preserve">10 000</w:t>
+              <w:t xml:space="preserve">10 000</w:t>
             </w:r>
           </w:p>
         </w:tc>
@@ -9891,14 +9891,14 @@
                 <w:sz w:val="20"/>
                 <w:szCs w:val="20"/>
               </w:rPr>
-              <w:t xml:space="preserve">10 000</w:t>
+              <w:t xml:space="preserve">10 000</w:t>
             </w:r>
           </w:p>
         </w:tc>
       </w:tr>
       <w:tr>
         <w:trPr>
-          <w:tblHeader w:val="false"/>
+          <w:tblHeader w:val="off"/>
         </w:trPr>
         <w:tc>
           <w:tcPr>
@@ -9958,7 +9958,7 @@
                 <w:sz w:val="20"/>
                 <w:szCs w:val="20"/>
               </w:rPr>
-              <w:t xml:space="preserve">122 496</w:t>
+              <w:t xml:space="preserve">166 101</w:t>
             </w:r>
           </w:p>
         </w:tc>
@@ -9989,7 +9989,7 @@
                 <w:sz w:val="20"/>
                 <w:szCs w:val="20"/>
               </w:rPr>
-              <w:t xml:space="preserve">99 496</w:t>
+              <w:t xml:space="preserve">143 101</w:t>
             </w:r>
           </w:p>
         </w:tc>
@@ -10020,14 +10020,14 @@
                 <w:sz w:val="20"/>
                 <w:szCs w:val="20"/>
               </w:rPr>
-              <w:t xml:space="preserve">121 496</w:t>
+              <w:t xml:space="preserve">165 101</w:t>
             </w:r>
           </w:p>
         </w:tc>
       </w:tr>
       <w:tr>
         <w:trPr>
-          <w:tblHeader w:val="false"/>
+          <w:tblHeader w:val="off"/>
         </w:trPr>
         <w:tc>
           <w:tcPr>
@@ -10085,7 +10085,7 @@
                 <w:sz w:val="20"/>
                 <w:szCs w:val="20"/>
               </w:rPr>
-              <w:t xml:space="preserve">106 000</w:t>
+              <w:t xml:space="preserve">106 000</w:t>
             </w:r>
           </w:p>
         </w:tc>
@@ -10115,7 +10115,7 @@
                 <w:sz w:val="20"/>
                 <w:szCs w:val="20"/>
               </w:rPr>
-              <w:t xml:space="preserve">106 000</w:t>
+              <w:t xml:space="preserve">106 000</w:t>
             </w:r>
           </w:p>
         </w:tc>
@@ -10145,14 +10145,14 @@
                 <w:sz w:val="20"/>
                 <w:szCs w:val="20"/>
               </w:rPr>
-              <w:t xml:space="preserve">106 000</w:t>
+              <w:t xml:space="preserve">106 000</w:t>
             </w:r>
           </w:p>
         </w:tc>
       </w:tr>
       <w:tr>
         <w:trPr>
-          <w:tblHeader w:val="false"/>
+          <w:tblHeader w:val="off"/>
         </w:trPr>
         <w:tc>
           <w:tcPr>
@@ -10212,7 +10212,7 @@
                 <w:sz w:val="20"/>
                 <w:szCs w:val="20"/>
               </w:rPr>
-              <w:t xml:space="preserve">228 496</w:t>
+              <w:t xml:space="preserve">272 101</w:t>
             </w:r>
           </w:p>
         </w:tc>
@@ -10243,7 +10243,7 @@
                 <w:sz w:val="20"/>
                 <w:szCs w:val="20"/>
               </w:rPr>
-              <w:t xml:space="preserve">205 496</w:t>
+              <w:t xml:space="preserve">249 101</w:t>
             </w:r>
           </w:p>
         </w:tc>
@@ -10274,7 +10274,7 @@
                 <w:sz w:val="20"/>
                 <w:szCs w:val="20"/>
               </w:rPr>
-              <w:t xml:space="preserve">227 496</w:t>
+              <w:t xml:space="preserve">271 101</w:t>
             </w:r>
           </w:p>
         </w:tc>
@@ -10446,7 +10446,7 @@
       </w:tr>
       <w:tr>
         <w:trPr>
-          <w:tblHeader w:val="false"/>
+          <w:tblHeader w:val="off"/>
         </w:trPr>
         <w:tc>
           <w:tcPr>
@@ -10474,7 +10474,7 @@
                 <w:sz w:val="19"/>
                 <w:szCs w:val="19"/>
               </w:rPr>
-              <w:t xml:space="preserve">3 п.м. (15 000 ₽)</w:t>
+              <w:t xml:space="preserve">3 п.м. (15 000 ₽)</w:t>
             </w:r>
           </w:p>
         </w:tc>
@@ -10504,7 +10504,7 @@
                 <w:sz w:val="19"/>
                 <w:szCs w:val="19"/>
               </w:rPr>
-              <w:t xml:space="preserve">223 496</w:t>
+              <w:t xml:space="preserve">267 101</w:t>
             </w:r>
           </w:p>
         </w:tc>
@@ -10534,7 +10534,7 @@
                 <w:sz w:val="19"/>
                 <w:szCs w:val="19"/>
               </w:rPr>
-              <w:t xml:space="preserve">200 496</w:t>
+              <w:t xml:space="preserve">244 101</w:t>
             </w:r>
           </w:p>
         </w:tc>
@@ -10564,14 +10564,14 @@
                 <w:sz w:val="19"/>
                 <w:szCs w:val="19"/>
               </w:rPr>
-              <w:t xml:space="preserve">222 496</w:t>
+              <w:t xml:space="preserve">266 101</w:t>
             </w:r>
           </w:p>
         </w:tc>
       </w:tr>
       <w:tr>
         <w:trPr>
-          <w:tblHeader w:val="false"/>
+          <w:tblHeader w:val="off"/>
         </w:trPr>
         <w:tc>
           <w:tcPr>
@@ -10600,7 +10600,7 @@
                 <w:sz w:val="19"/>
                 <w:szCs w:val="19"/>
               </w:rPr>
-              <w:t xml:space="preserve">4 п.м. (20 000 ₽)</w:t>
+              <w:t xml:space="preserve">4 п.м. (20 000 ₽)</w:t>
             </w:r>
           </w:p>
         </w:tc>
@@ -10631,7 +10631,7 @@
                 <w:sz w:val="19"/>
                 <w:szCs w:val="19"/>
               </w:rPr>
-              <w:t xml:space="preserve">228 496</w:t>
+              <w:t xml:space="preserve">272 101</w:t>
             </w:r>
           </w:p>
         </w:tc>
@@ -10662,7 +10662,7 @@
                 <w:sz w:val="19"/>
                 <w:szCs w:val="19"/>
               </w:rPr>
-              <w:t xml:space="preserve">205 496</w:t>
+              <w:t xml:space="preserve">249 101</w:t>
             </w:r>
           </w:p>
         </w:tc>
@@ -10693,14 +10693,14 @@
                 <w:sz w:val="19"/>
                 <w:szCs w:val="19"/>
               </w:rPr>
-              <w:t xml:space="preserve">227 496</w:t>
+              <w:t xml:space="preserve">271 101</w:t>
             </w:r>
           </w:p>
         </w:tc>
       </w:tr>
       <w:tr>
         <w:trPr>
-          <w:tblHeader w:val="false"/>
+          <w:tblHeader w:val="off"/>
         </w:trPr>
         <w:tc>
           <w:tcPr>
@@ -10728,7 +10728,7 @@
                 <w:sz w:val="19"/>
                 <w:szCs w:val="19"/>
               </w:rPr>
-              <w:t xml:space="preserve">5 п.м. (25 000 ₽)</w:t>
+              <w:t xml:space="preserve">5 п.м. (25 000 ₽)</w:t>
             </w:r>
           </w:p>
         </w:tc>
@@ -10758,7 +10758,7 @@
                 <w:sz w:val="19"/>
                 <w:szCs w:val="19"/>
               </w:rPr>
-              <w:t xml:space="preserve">233 496</w:t>
+              <w:t xml:space="preserve">277 101</w:t>
             </w:r>
           </w:p>
         </w:tc>
@@ -10788,7 +10788,7 @@
                 <w:sz w:val="19"/>
                 <w:szCs w:val="19"/>
               </w:rPr>
-              <w:t xml:space="preserve">210 496</w:t>
+              <w:t xml:space="preserve">254 101</w:t>
             </w:r>
           </w:p>
         </w:tc>
@@ -10818,7 +10818,7 @@
                 <w:sz w:val="19"/>
                 <w:szCs w:val="19"/>
               </w:rPr>
-              <w:t xml:space="preserve">232 496</w:t>
+              <w:t xml:space="preserve">276 101</w:t>
             </w:r>
           </w:p>
         </w:tc>
@@ -11022,7 +11022,7 @@
       </w:tr>
       <w:tr>
         <w:trPr>
-          <w:tblHeader w:val="false"/>
+          <w:tblHeader w:val="off"/>
         </w:trPr>
         <w:tc>
           <w:tcPr>
@@ -11140,7 +11140,7 @@
                 <w:sz w:val="16"/>
                 <w:szCs w:val="16"/>
               </w:rPr>
-              <w:t xml:space="preserve">45 600</w:t>
+              <w:t xml:space="preserve">45 600</w:t>
             </w:r>
           </w:p>
         </w:tc>
@@ -11177,7 +11177,7 @@
       </w:tr>
       <w:tr>
         <w:trPr>
-          <w:tblHeader w:val="false"/>
+          <w:tblHeader w:val="off"/>
         </w:trPr>
         <w:tc>
           <w:tcPr>
@@ -11237,7 +11237,7 @@
                 <w:sz w:val="16"/>
                 <w:szCs w:val="16"/>
               </w:rPr>
-              <w:t xml:space="preserve">Кирпич керамический 950 шт. + силикатный 120 шт.</w:t>
+              <w:t xml:space="preserve">Кирпич печной ЛСР М-400 950 шт. + силикатный 120 шт.</w:t>
             </w:r>
           </w:p>
         </w:tc>
@@ -11268,7 +11268,7 @@
                 <w:sz w:val="16"/>
                 <w:szCs w:val="16"/>
               </w:rPr>
-              <w:t xml:space="preserve">Сеть ЛСР (sm.lsr.ru/spb) или Петрович; силикат — «ПетроКирпиЧ» / Павловский завод</w:t>
+              <w:t xml:space="preserve">Кирпичник (kirpi4nik.com) — 75,90 ₽; резерв — Петрович (102,90 ₽) или ТД ВИМОС (103 ₽); силикат — «ПетроКирпиЧ» / Павловский завод</w:t>
             </w:r>
           </w:p>
         </w:tc>
@@ -11299,7 +11299,7 @@
                 <w:sz w:val="16"/>
                 <w:szCs w:val="16"/>
               </w:rPr>
-              <w:t xml:space="preserve">31 140</w:t>
+              <w:t xml:space="preserve">74 745</w:t>
             </w:r>
           </w:p>
         </w:tc>
@@ -11330,14 +11330,14 @@
                 <w:sz w:val="16"/>
                 <w:szCs w:val="16"/>
               </w:rPr>
-              <w:t xml:space="preserve">1–3 дня. Брать одной партией одного обжига; поддон — 300 шт.</w:t>
+              <w:t xml:space="preserve">1–3 дня. Кирпичник продаёт поддонами по 256 шт.: 4 поддона = 1 024 шт. (запас на бой 7 %). Брать одной партией одного обжига</w:t>
             </w:r>
           </w:p>
         </w:tc>
       </w:tr>
       <w:tr>
         <w:trPr>
-          <w:tblHeader w:val="false"/>
+          <w:tblHeader w:val="off"/>
         </w:trPr>
         <w:tc>
           <w:tcPr>
@@ -11455,7 +11455,7 @@
                 <w:sz w:val="16"/>
                 <w:szCs w:val="16"/>
               </w:rPr>
-              <w:t xml:space="preserve">28 166</w:t>
+              <w:t xml:space="preserve">28 166</w:t>
             </w:r>
           </w:p>
         </w:tc>
@@ -11492,7 +11492,7 @@
       </w:tr>
       <w:tr>
         <w:trPr>
-          <w:tblHeader w:val="false"/>
+          <w:tblHeader w:val="off"/>
         </w:trPr>
         <w:tc>
           <w:tcPr>
@@ -11614,7 +11614,7 @@
                 <w:sz w:val="16"/>
                 <w:szCs w:val="16"/>
               </w:rPr>
-              <w:t xml:space="preserve">7 590</w:t>
+              <w:t xml:space="preserve">7 590</w:t>
             </w:r>
           </w:p>
         </w:tc>
@@ -11785,7 +11785,7 @@
       </w:tr>
       <w:tr>
         <w:trPr>
-          <w:tblHeader w:val="false"/>
+          <w:tblHeader w:val="off"/>
         </w:trPr>
         <w:tc>
           <w:tcPr>
@@ -11813,7 +11813,7 @@
                 <w:sz w:val="16"/>
                 <w:szCs w:val="16"/>
               </w:rPr>
-              <w:t xml:space="preserve">Сеть ЛСР «Строительные материалы»</w:t>
+              <w:t xml:space="preserve">Кирпичник / СнабЦентр</w:t>
             </w:r>
           </w:p>
           <w:p>
@@ -11831,7 +11831,7 @@
                 <w:sz w:val="16"/>
                 <w:szCs w:val="16"/>
               </w:rPr>
-              <w:t xml:space="preserve">sm.lsr.ru/spb</w:t>
+              <w:t xml:space="preserve">kirpi4nik.com</w:t>
             </w:r>
           </w:p>
         </w:tc>
@@ -11861,7 +11861,7 @@
                 <w:sz w:val="16"/>
                 <w:szCs w:val="16"/>
               </w:rPr>
-              <w:t xml:space="preserve">Кирпич керамич. полнотелый М-150 1НФ (РКЗ)</w:t>
+              <w:t xml:space="preserve">Кирпич печной ЛСР М-400 красный — 75,90 ₽</w:t>
             </w:r>
           </w:p>
         </w:tc>
@@ -11891,14 +11891,14 @@
                 <w:sz w:val="16"/>
                 <w:szCs w:val="16"/>
               </w:rPr>
-              <w:t xml:space="preserve">Завод-изготовитель, 29,90 ₽/шт., поддон 300 шт., доставка манипулятором</w:t>
+              <w:t xml:space="preserve">Самая низкая цена на М-400 в СПб, склад в городе, поддон 256 шт.; есть также шамот и печные смеси</w:t>
             </w:r>
           </w:p>
         </w:tc>
       </w:tr>
       <w:tr>
         <w:trPr>
-          <w:tblHeader w:val="false"/>
+          <w:tblHeader w:val="off"/>
         </w:trPr>
         <w:tc>
           <w:tcPr>
@@ -11976,7 +11976,7 @@
                 <w:sz w:val="16"/>
                 <w:szCs w:val="16"/>
               </w:rPr>
-              <w:t xml:space="preserve">Кирпич, шамот ШБ-8, мертель, цемент, уголок 6 м</w:t>
+              <w:t xml:space="preserve">Кирпич ЛСР М-400 (102,90 ₽, 7 000+ шт. в наличии), шамот ШБ-8, мертель, цемент, уголок 6 м</w:t>
             </w:r>
           </w:p>
         </w:tc>
@@ -12014,7 +12014,7 @@
       </w:tr>
       <w:tr>
         <w:trPr>
-          <w:tblHeader w:val="false"/>
+          <w:tblHeader w:val="off"/>
         </w:trPr>
         <w:tc>
           <w:tcPr>
@@ -12127,7 +12127,7 @@
       </w:tr>
       <w:tr>
         <w:trPr>
-          <w:tblHeader w:val="false"/>
+          <w:tblHeader w:val="off"/>
         </w:trPr>
         <w:tc>
           <w:tcPr>
@@ -12205,7 +12205,7 @@
                 <w:sz w:val="16"/>
                 <w:szCs w:val="16"/>
               </w:rPr>
-              <w:t xml:space="preserve">Шамот ШБ-8 (от 130 ₽), кирпич М-150 (от 29 ₽), уголок</w:t>
+              <w:t xml:space="preserve">Шамот ШБ-8 (от 130 ₽), уголок</w:t>
             </w:r>
           </w:p>
         </w:tc>
@@ -12243,7 +12243,7 @@
       </w:tr>
       <w:tr>
         <w:trPr>
-          <w:tblHeader w:val="false"/>
+          <w:tblHeader w:val="off"/>
         </w:trPr>
         <w:tc>
           <w:tcPr>
@@ -12356,7 +12356,7 @@
       </w:tr>
       <w:tr>
         <w:trPr>
-          <w:tblHeader w:val="false"/>
+          <w:tblHeader w:val="off"/>
         </w:trPr>
         <w:tc>
           <w:tcPr>
@@ -12472,7 +12472,7 @@
       </w:tr>
       <w:tr>
         <w:trPr>
-          <w:tblHeader w:val="false"/>
+          <w:tblHeader w:val="off"/>
         </w:trPr>
         <w:tc>
           <w:tcPr>
@@ -12585,7 +12585,7 @@
       </w:tr>
       <w:tr>
         <w:trPr>
-          <w:tblHeader w:val="false"/>
+          <w:tblHeader w:val="off"/>
         </w:trPr>
         <w:tc>
           <w:tcPr>
@@ -12701,7 +12701,7 @@
       </w:tr>
       <w:tr>
         <w:trPr>
-          <w:tblHeader w:val="false"/>
+          <w:tblHeader w:val="off"/>
         </w:trPr>
         <w:tc>
           <w:tcPr>
@@ -12814,7 +12814,7 @@
       </w:tr>
       <w:tr>
         <w:trPr>
-          <w:tblHeader w:val="false"/>
+          <w:tblHeader w:val="off"/>
         </w:trPr>
         <w:tc>
           <w:tcPr>
@@ -12930,7 +12930,7 @@
       </w:tr>
       <w:tr>
         <w:trPr>
-          <w:tblHeader w:val="false"/>
+          <w:tblHeader w:val="off"/>
         </w:trPr>
         <w:tc>
           <w:tcPr>
@@ -13043,7 +13043,7 @@
       </w:tr>
       <w:tr>
         <w:trPr>
-          <w:tblHeader w:val="false"/>
+          <w:tblHeader w:val="off"/>
         </w:trPr>
         <w:tc>
           <w:tcPr>
@@ -13173,6 +13173,24 @@
           <w:szCs w:val="28"/>
         </w:rPr>
         <w:t xml:space="preserve">10. Примечания и риски</w:t>
+      </w:r>
+    </w:p>
+    <w:p>
+      <w:pPr>
+        <w:pStyle w:val="ListParagraph"/>
+        <w:numPr>
+          <w:ilvl w:val="0"/>
+          <w:numId w:val="2"/>
+        </w:numPr>
+        <w:spacing w:after="60"/>
+      </w:pPr>
+      <w:r>
+        <w:rPr>
+          <w:rFonts w:ascii="Times New Roman" w:cs="Times New Roman" w:eastAsia="Times New Roman" w:hAnsi="Times New Roman"/>
+          <w:sz w:val="21"/>
+          <w:szCs w:val="21"/>
+        </w:rPr>
+        <w:t xml:space="preserve">Кирпич по списку заказчика — печной облицовочный ЛСР М-400 («ЛСР-400»). Рядовой М-150 для лицевой кладки печи не подходит. Это самая дорогая позиция материалов: 75,90 ₽ в Кирпичнике против 102,90–106 ₽ в Петровиче и ВИМОСе.</w:t>
       </w:r>
     </w:p>
     <w:p>
@@ -13302,7 +13320,7 @@
       </w:r>
     </w:p>
     <w:sectPr>
-      <w:footerReference w:type="default" r:id="rId7"/>
+      <w:footerReference w:type="default" r:id="rId6"/>
       <w:pgSz w:w="11906" w:h="16838" w:orient="portrait"/>
       <w:pgMar w:top="1000" w:right="900" w:bottom="1000" w:left="900" w:header="708" w:footer="708" w:gutter="0"/>
       <w:pgNumType/>
@@ -13310,10 +13328,6 @@
     </w:sectPr>
   </w:body>
 </w:document>
-</file>
-
-<file path=word/comments.xml><?xml version="1.0" encoding="utf-8"?>
-<w:comments xmlns:cx="http://schemas.microsoft.com/office/drawing/2014/chartex" xmlns:cx1="http://schemas.microsoft.com/office/drawing/2015/9/8/chartex" xmlns:cx2="http://schemas.microsoft.com/office/drawing/2015/10/21/chartex" xmlns:cx3="http://schemas.microsoft.com/office/drawing/2016/5/9/chartex" xmlns:cx4="http://schemas.microsoft.com/office/drawing/2016/5/10/chartex" xmlns:cx5="http://schemas.microsoft.com/office/drawing/2016/5/11/chartex" xmlns:cx6="http://schemas.microsoft.com/office/drawing/2016/5/12/chartex" xmlns:cx7="http://schemas.microsoft.com/office/drawing/2016/5/13/chartex" xmlns:cx8="http://schemas.microsoft.com/office/drawing/2016/5/14/chartex" xmlns:mc="http://schemas.openxmlformats.org/markup-compatibility/2006" xmlns:aink="http://schemas.microsoft.com/office/drawing/2016/ink" xmlns:am3d="http://schemas.microsoft.com/office/drawing/2017/model3d" xmlns:o="urn:schemas-microsoft-com:office:office" xmlns:r="http://schemas.openxmlformats.org/officeDocument/2006/relationships" xmlns:m="http://schemas.openxmlformats.org/officeDocument/2006/math" xmlns:v="urn:schemas-microsoft-com:vml" xmlns:wp14="http://schemas.microsoft.com/office/word/2010/wordprocessingDrawing" xmlns:wp="http://schemas.openxmlformats.org/drawingml/2006/wordprocessingDrawing" xmlns:w10="urn:schemas-microsoft-com:office:word" xmlns:w="http://schemas.openxmlformats.org/wordprocessingml/2006/main" xmlns:w14="http://schemas.microsoft.com/office/word/2010/wordml" xmlns:w15="http://schemas.microsoft.com/office/word/2012/wordml" xmlns:w16cex="http://schemas.microsoft.com/office/word/2018/wordml/cex" xmlns:w16cid="http://schemas.microsoft.com/office/word/2016/wordml/cid" xmlns:w16="http://schemas.microsoft.com/office/word/2018/wordml" xmlns:w16sdtdh="http://schemas.microsoft.com/office/word/2020/wordml/sdtdatahash" xmlns:w16se="http://schemas.microsoft.com/office/word/2015/wordml/symex" xmlns:wpg="http://schemas.microsoft.com/office/word/2010/wordprocessingGroup" xmlns:wpi="http://schemas.microsoft.com/office/word/2010/wordprocessingInk" xmlns:wne="http://schemas.microsoft.com/office/word/2006/wordml" xmlns:wps="http://schemas.microsoft.com/office/word/2010/wordprocessingShape"/>
 </file>
 
 <file path=word/endnotes.xml><?xml version="1.0" encoding="utf-8"?>
@@ -13413,7 +13427,7 @@
 <w:numbering xmlns:wpc="http://schemas.microsoft.com/office/word/2010/wordprocessingCanvas" xmlns:mc="http://schemas.openxmlformats.org/markup-compatibility/2006" xmlns:o="urn:schemas-microsoft-com:office:office" xmlns:r="http://schemas.openxmlformats.org/officeDocument/2006/relationships" xmlns:m="http://schemas.openxmlformats.org/officeDocument/2006/math" xmlns:v="urn:schemas-microsoft-com:vml" xmlns:wp14="http://schemas.microsoft.com/office/word/2010/wordprocessingDrawing" xmlns:wp="http://schemas.openxmlformats.org/drawingml/2006/wordprocessingDrawing" xmlns:w10="urn:schemas-microsoft-com:office:word" xmlns:w="http://schemas.openxmlformats.org/wordprocessingml/2006/main" xmlns:w14="http://schemas.microsoft.com/office/word/2010/wordml" xmlns:w15="http://schemas.microsoft.com/office/word/2012/wordml" xmlns:wpg="http://schemas.microsoft.com/office/word/2010/wordprocessingGroup" xmlns:wpi="http://schemas.microsoft.com/office/word/2010/wordprocessingInk" xmlns:wne="http://schemas.microsoft.com/office/word/2006/wordml" xmlns:wps="http://schemas.microsoft.com/office/word/2010/wordprocessingShape" mc:Ignorable="w14 w15 wp14">
   <w:abstractNum w:abstractNumId="1" w15:restartNumberingAfterBreak="0">
     <w:multiLevelType w:val="hybridMultilevel"/>
-    <w:lvl w:ilvl="0" w15:tentative="1">
+    <w:lvl w:ilvl="0" w:tentative="1">
       <w:start w:val="1"/>
       <w:numFmt w:val="bullet"/>
       <w:lvlText w:val="●"/>
@@ -13422,7 +13436,7 @@
         <w:ind w:left="720" w:hanging="360"/>
       </w:pPr>
     </w:lvl>
-    <w:lvl w:ilvl="1" w15:tentative="1">
+    <w:lvl w:ilvl="1" w:tentative="1">
       <w:start w:val="1"/>
       <w:numFmt w:val="bullet"/>
       <w:lvlText w:val="○"/>
@@ -13431,7 +13445,7 @@
         <w:ind w:left="1440" w:hanging="360"/>
       </w:pPr>
     </w:lvl>
-    <w:lvl w:ilvl="2" w15:tentative="1">
+    <w:lvl w:ilvl="2" w:tentative="1">
       <w:start w:val="1"/>
       <w:numFmt w:val="bullet"/>
       <w:lvlText w:val="■"/>
@@ -13440,7 +13454,7 @@
         <w:ind w:left="2160" w:hanging="360"/>
       </w:pPr>
     </w:lvl>
-    <w:lvl w:ilvl="3" w15:tentative="1">
+    <w:lvl w:ilvl="3" w:tentative="1">
       <w:start w:val="1"/>
       <w:numFmt w:val="bullet"/>
       <w:lvlText w:val="●"/>
@@ -13449,7 +13463,7 @@
         <w:ind w:left="2880" w:hanging="360"/>
       </w:pPr>
     </w:lvl>
-    <w:lvl w:ilvl="4" w15:tentative="1">
+    <w:lvl w:ilvl="4" w:tentative="1">
       <w:start w:val="1"/>
       <w:numFmt w:val="bullet"/>
       <w:lvlText w:val="○"/>
@@ -13458,7 +13472,7 @@
         <w:ind w:left="3600" w:hanging="360"/>
       </w:pPr>
     </w:lvl>
-    <w:lvl w:ilvl="5" w15:tentative="1">
+    <w:lvl w:ilvl="5" w:tentative="1">
       <w:start w:val="1"/>
       <w:numFmt w:val="bullet"/>
       <w:lvlText w:val="■"/>
@@ -13467,7 +13481,7 @@
         <w:ind w:left="4320" w:hanging="360"/>
       </w:pPr>
     </w:lvl>
-    <w:lvl w:ilvl="6" w15:tentative="1">
+    <w:lvl w:ilvl="6" w:tentative="1">
       <w:start w:val="1"/>
       <w:numFmt w:val="bullet"/>
       <w:lvlText w:val="●"/>
@@ -13476,7 +13490,7 @@
         <w:ind w:left="5040" w:hanging="360"/>
       </w:pPr>
     </w:lvl>
-    <w:lvl w:ilvl="7" w15:tentative="1">
+    <w:lvl w:ilvl="7" w:tentative="1">
       <w:start w:val="1"/>
       <w:numFmt w:val="bullet"/>
       <w:lvlText w:val="●"/>
@@ -13485,7 +13499,7 @@
         <w:ind w:left="5760" w:hanging="360"/>
       </w:pPr>
     </w:lvl>
-    <w:lvl w:ilvl="8" w15:tentative="1">
+    <w:lvl w:ilvl="8" w:tentative="1">
       <w:start w:val="1"/>
       <w:numFmt w:val="bullet"/>
       <w:lvlText w:val="●"/>
@@ -13497,7 +13511,7 @@
   </w:abstractNum>
   <w:abstractNum w:abstractNumId="2" w15:restartNumberingAfterBreak="0">
     <w:multiLevelType w:val="hybridMultilevel"/>
-    <w:lvl w:ilvl="0" w15:tentative="1">
+    <w:lvl w:ilvl="0" w:tentative="1">
       <w:start w:val="1"/>
       <w:numFmt w:val="bullet"/>
       <w:lvlText w:val="•"/>
@@ -13534,6 +13548,25 @@
     </w:rPrDefault>
     <w:pPrDefault/>
   </w:docDefaults>
+  <w:style w:type="paragraph" w:styleId="Normal" w:default="1">
+    <w:name w:val="Normal"/>
+    <w:qFormat/>
+  </w:style>
+  <w:style w:type="table" w:styleId="TableNormal" w:default="true">
+    <w:name w:val="Normal Table"/>
+    <w:uiPriority w:val="99"/>
+    <w:semiHidden/>
+    <w:unhideWhenUsed/>
+    <w:tblPr>
+      <w:tblInd w:type="dxa" w:w="0"/>
+      <w:tblCellMar>
+        <w:top w:type="dxa" w:w="0"/>
+        <w:left w:type="dxa" w:w="108"/>
+        <w:bottom w:type="dxa" w:w="0"/>
+        <w:right w:type="dxa" w:w="108"/>
+      </w:tblCellMar>
+    </w:tblPr>
+  </w:style>
   <w:style w:type="paragraph" w:styleId="Title">
     <w:name w:val="Title"/>
     <w:basedOn w:val="Normal"/>
@@ -13706,4 +13739,294 @@
     </w:rPr>
   </w:style>
 </w:styles>
+</file>
+
+<file path=word/theme/theme1.xml><?xml version="1.0" encoding="utf-8"?>
+<a:theme xmlns:a="http://schemas.openxmlformats.org/drawingml/2006/main" name="Office Theme">
+  <a:themeElements>
+    <a:clrScheme name="Office">
+      <a:dk1>
+        <a:sysClr val="windowText" lastClr="000000"/>
+      </a:dk1>
+      <a:lt1>
+        <a:sysClr val="window" lastClr="FFFFFF"/>
+      </a:lt1>
+      <a:dk2>
+        <a:srgbClr val="44546A"/>
+      </a:dk2>
+      <a:lt2>
+        <a:srgbClr val="E7E6E6"/>
+      </a:lt2>
+      <a:accent1>
+        <a:srgbClr val="4472C4"/>
+      </a:accent1>
+      <a:accent2>
+        <a:srgbClr val="ED7D31"/>
+      </a:accent2>
+      <a:accent3>
+        <a:srgbClr val="A5A5A5"/>
+      </a:accent3>
+      <a:accent4>
+        <a:srgbClr val="FFC000"/>
+      </a:accent4>
+      <a:accent5>
+        <a:srgbClr val="5B9BD5"/>
+      </a:accent5>
+      <a:accent6>
+        <a:srgbClr val="70AD47"/>
+      </a:accent6>
+      <a:hlink>
+        <a:srgbClr val="0563C1"/>
+      </a:hlink>
+      <a:folHlink>
+        <a:srgbClr val="954F72"/>
+      </a:folHlink>
+    </a:clrScheme>
+    <a:fontScheme name="Office">
+      <a:majorFont>
+        <a:latin typeface="Calibri Light" panose="020F0302020204030204"/>
+        <a:ea typeface=""/>
+        <a:cs typeface=""/>
+        <a:font script="Jpan" typeface="游ゴシック Light"/>
+        <a:font script="Hang" typeface="맑은 고딕"/>
+        <a:font script="Hans" typeface="等线 Light"/>
+        <a:font script="Hant" typeface="新細明體"/>
+        <a:font script="Arab" typeface="Times New Roman"/>
+        <a:font script="Hebr" typeface="Times New Roman"/>
+        <a:font script="Thai" typeface="Angsana New"/>
+        <a:font script="Ethi" typeface="Nyala"/>
+        <a:font script="Beng" typeface="Vrinda"/>
+        <a:font script="Gujr" typeface="Shruti"/>
+        <a:font script="Khmr" typeface="MoolBoran"/>
+        <a:font script="Knda" typeface="Tunga"/>
+        <a:font script="Guru" typeface="Raavi"/>
+        <a:font script="Cans" typeface="Euphemia"/>
+        <a:font script="Cher" typeface="Plantagenet Cherokee"/>
+        <a:font script="Yiii" typeface="Microsoft Yi Baiti"/>
+        <a:font script="Tibt" typeface="Microsoft Himalaya"/>
+        <a:font script="Thaa" typeface="MV Boli"/>
+        <a:font script="Deva" typeface="Mangal"/>
+        <a:font script="Telu" typeface="Gautami"/>
+        <a:font script="Taml" typeface="Latha"/>
+        <a:font script="Syrc" typeface="Estrangelo Edessa"/>
+        <a:font script="Orya" typeface="Kalinga"/>
+        <a:font script="Mlym" typeface="Kartika"/>
+        <a:font script="Laoo" typeface="DokChampa"/>
+        <a:font script="Sinh" typeface="Iskoola Pota"/>
+        <a:font script="Mong" typeface="Mongolian Baiti"/>
+        <a:font script="Viet" typeface="Times New Roman"/>
+        <a:font script="Uigh" typeface="Microsoft Uighur"/>
+        <a:font script="Geor" typeface="Sylfaen"/>
+        <a:font script="Armn" typeface="Arial"/>
+        <a:font script="Bugi" typeface="Leelawadee UI"/>
+        <a:font script="Bopo" typeface="Microsoft JhengHei"/>
+        <a:font script="Java" typeface="Javanese Text"/>
+        <a:font script="Lisu" typeface="Segoe UI"/>
+        <a:font script="Mymr" typeface="Myanmar Text"/>
+        <a:font script="Nkoo" typeface="Ebrima"/>
+        <a:font script="Olck" typeface="Nirmala UI"/>
+        <a:font script="Osma" typeface="Ebrima"/>
+        <a:font script="Phag" typeface="Phagspa"/>
+        <a:font script="Syrn" typeface="Estrangelo Edessa"/>
+        <a:font script="Syrj" typeface="Estrangelo Edessa"/>
+        <a:font script="Syre" typeface="Estrangelo Edessa"/>
+        <a:font script="Sora" typeface="Nirmala UI"/>
+        <a:font script="Tale" typeface="Microsoft Tai Le"/>
+        <a:font script="Talu" typeface="Microsoft New Tai Lue"/>
+        <a:font script="Tfng" typeface="Ebrima"/>
+      </a:majorFont>
+      <a:minorFont>
+        <a:latin typeface="Calibri" panose="020F0502020204030204"/>
+        <a:ea typeface=""/>
+        <a:cs typeface=""/>
+        <a:font script="Jpan" typeface="游明朝"/>
+        <a:font script="Hang" typeface="맑은 고딕"/>
+        <a:font script="Hans" typeface="等线"/>
+        <a:font script="Hant" typeface="新細明體"/>
+        <a:font script="Arab" typeface="Arial"/>
+        <a:font script="Hebr" typeface="Arial"/>
+        <a:font script="Thai" typeface="Cordia New"/>
+        <a:font script="Ethi" typeface="Nyala"/>
+        <a:font script="Beng" typeface="Vrinda"/>
+        <a:font script="Gujr" typeface="Shruti"/>
+        <a:font script="Khmr" typeface="DaunPenh"/>
+        <a:font script="Knda" typeface="Tunga"/>
+        <a:font script="Guru" typeface="Raavi"/>
+        <a:font script="Cans" typeface="Euphemia"/>
+        <a:font script="Cher" typeface="Plantagenet Cherokee"/>
+        <a:font script="Yiii" typeface="Microsoft Yi Baiti"/>
+        <a:font script="Tibt" typeface="Microsoft Himalaya"/>
+        <a:font script="Thaa" typeface="MV Boli"/>
+        <a:font script="Deva" typeface="Mangal"/>
+        <a:font script="Telu" typeface="Gautami"/>
+        <a:font script="Taml" typeface="Latha"/>
+        <a:font script="Syrc" typeface="Estrangelo Edessa"/>
+        <a:font script="Orya" typeface="Kalinga"/>
+        <a:font script="Mlym" typeface="Kartika"/>
+        <a:font script="Laoo" typeface="DokChampa"/>
+        <a:font script="Sinh" typeface="Iskoola Pota"/>
+        <a:font script="Mong" typeface="Mongolian Baiti"/>
+        <a:font script="Viet" typeface="Arial"/>
+        <a:font script="Uigh" typeface="Microsoft Uighur"/>
+        <a:font script="Geor" typeface="Sylfaen"/>
+        <a:font script="Armn" typeface="Arial"/>
+        <a:font script="Bugi" typeface="Leelawadee UI"/>
+        <a:font script="Bopo" typeface="Microsoft JhengHei"/>
+        <a:font script="Java" typeface="Javanese Text"/>
+        <a:font script="Lisu" typeface="Segoe UI"/>
+        <a:font script="Mymr" typeface="Myanmar Text"/>
+        <a:font script="Nkoo" typeface="Ebrima"/>
+        <a:font script="Olck" typeface="Nirmala UI"/>
+        <a:font script="Osma" typeface="Ebrima"/>
+        <a:font script="Phag" typeface="Phagspa"/>
+        <a:font script="Syrn" typeface="Estrangelo Edessa"/>
+        <a:font script="Syrj" typeface="Estrangelo Edessa"/>
+        <a:font script="Syre" typeface="Estrangelo Edessa"/>
+        <a:font script="Sora" typeface="Nirmala UI"/>
+        <a:font script="Tale" typeface="Microsoft Tai Le"/>
+        <a:font script="Talu" typeface="Microsoft New Tai Lue"/>
+        <a:font script="Tfng" typeface="Ebrima"/>
+      </a:minorFont>
+    </a:fontScheme>
+    <a:fmtScheme name="Office">
+      <a:fillStyleLst>
+        <a:solidFill>
+          <a:schemeClr val="phClr"/>
+        </a:solidFill>
+        <a:gradFill rotWithShape="true">
+          <a:gsLst>
+            <a:gs pos="0">
+              <a:schemeClr val="phClr">
+                <a:lumMod val="110000"/>
+                <a:satMod val="105000"/>
+                <a:tint val="67000"/>
+              </a:schemeClr>
+            </a:gs>
+            <a:gs pos="50000">
+              <a:schemeClr val="phClr">
+                <a:lumMod val="105000"/>
+                <a:satMod val="103000"/>
+                <a:tint val="73000"/>
+              </a:schemeClr>
+            </a:gs>
+            <a:gs pos="100000">
+              <a:schemeClr val="phClr">
+                <a:lumMod val="105000"/>
+                <a:satMod val="109000"/>
+                <a:tint val="81000"/>
+              </a:schemeClr>
+            </a:gs>
+          </a:gsLst>
+          <a:lin ang="5400000" scaled="false"/>
+        </a:gradFill>
+        <a:gradFill rotWithShape="true">
+          <a:gsLst>
+            <a:gs pos="0">
+              <a:schemeClr val="phClr">
+                <a:satMod val="103000"/>
+                <a:lumMod val="102000"/>
+                <a:tint val="94000"/>
+              </a:schemeClr>
+            </a:gs>
+            <a:gs pos="50000">
+              <a:schemeClr val="phClr">
+                <a:satMod val="110000"/>
+                <a:lumMod val="100000"/>
+                <a:shade val="100000"/>
+              </a:schemeClr>
+            </a:gs>
+            <a:gs pos="100000">
+              <a:schemeClr val="phClr">
+                <a:lumMod val="99000"/>
+                <a:satMod val="120000"/>
+                <a:shade val="78000"/>
+              </a:schemeClr>
+            </a:gs>
+          </a:gsLst>
+          <a:lin ang="5400000" scaled="false"/>
+        </a:gradFill>
+      </a:fillStyleLst>
+      <a:lnStyleLst>
+        <a:ln w="6350" cap="flat" cmpd="sng" algn="ctr">
+          <a:solidFill>
+            <a:schemeClr val="phClr"/>
+          </a:solidFill>
+          <a:prstDash val="solid"/>
+          <a:miter lim="800000"/>
+        </a:ln>
+        <a:ln w="12700" cap="flat" cmpd="sng" algn="ctr">
+          <a:solidFill>
+            <a:schemeClr val="phClr"/>
+          </a:solidFill>
+          <a:prstDash val="solid"/>
+          <a:miter lim="800000"/>
+        </a:ln>
+        <a:ln w="19050" cap="flat" cmpd="sng" algn="ctr">
+          <a:solidFill>
+            <a:schemeClr val="phClr"/>
+          </a:solidFill>
+          <a:prstDash val="solid"/>
+          <a:miter lim="800000"/>
+        </a:ln>
+      </a:lnStyleLst>
+      <a:effectStyleLst>
+        <a:effectStyle>
+          <a:effectLst/>
+        </a:effectStyle>
+        <a:effectStyle>
+          <a:effectLst/>
+        </a:effectStyle>
+        <a:effectStyle>
+          <a:effectLst>
+            <a:outerShdw blurRad="57150" dist="19050" dir="5400000" algn="ctr" rotWithShape="false">
+              <a:srgbClr val="000000">
+                <a:alpha val="63000"/>
+              </a:srgbClr>
+            </a:outerShdw>
+          </a:effectLst>
+        </a:effectStyle>
+      </a:effectStyleLst>
+      <a:bgFillStyleLst>
+        <a:solidFill>
+          <a:schemeClr val="phClr"/>
+        </a:solidFill>
+        <a:solidFill>
+          <a:schemeClr val="phClr">
+            <a:tint val="95000"/>
+            <a:satMod val="170000"/>
+          </a:schemeClr>
+        </a:solidFill>
+        <a:gradFill rotWithShape="true">
+          <a:gsLst>
+            <a:gs pos="0">
+              <a:schemeClr val="phClr">
+                <a:tint val="93000"/>
+                <a:satMod val="150000"/>
+                <a:shade val="98000"/>
+                <a:lumMod val="102000"/>
+              </a:schemeClr>
+            </a:gs>
+            <a:gs pos="50000">
+              <a:schemeClr val="phClr">
+                <a:tint val="98000"/>
+                <a:satMod val="130000"/>
+                <a:shade val="90000"/>
+                <a:lumMod val="103000"/>
+              </a:schemeClr>
+            </a:gs>
+            <a:gs pos="100000">
+              <a:schemeClr val="phClr">
+                <a:shade val="63000"/>
+                <a:satMod val="120000"/>
+              </a:schemeClr>
+            </a:gs>
+          </a:gsLst>
+          <a:lin ang="5400000" scaled="false"/>
+        </a:gradFill>
+      </a:bgFillStyleLst>
+    </a:fmtScheme>
+  </a:themeElements>
+  <a:objectDefaults/>
+  <a:extraClrSchemeLst/>
+</a:theme>
 </file>